--- a/src/templates/incoming-inspection.docx
+++ b/src/templates/incoming-inspection.docx
@@ -3084,19 +3084,6 @@
           <w:szCs w:val="16"/>
           <w:lang w:val="en-AU"/>
         </w:rPr>
-        <w:br w:type="column"/>
-      </w:r>
-      <w:r>
-        <w:rPr>
-          <w:rFonts w:asciiTheme="majorHAnsi" w:hAnsiTheme="majorHAnsi" w:cstheme="majorHAnsi"/>
-          <w:b/>
-          <w:bCs/>
-          <w:color w:val="auto"/>
-          <w:sz w:val="16"/>
-          <w:szCs w:val="16"/>
-          <w:lang w:val="en-AU"/>
-        </w:rPr>
-        <w:lastRenderedPageBreak/>
         <w:br w:type="column"/>
       </w:r>
     </w:p>

--- a/src/templates/incoming-inspection.docx
+++ b/src/templates/incoming-inspection.docx
@@ -2609,7 +2609,9 @@
                       <w:sz w:val="16"/>
                       <w:szCs w:val="16"/>
                     </w:rPr>
-                    <w:t xml:space="preserve">Condition: {condition} | Comments: {comment}</w:t>
+                    <w:t xml:space="preserve">Condition: {condition}{#comment}</w:t>
+                    <w:br/>
+                    <w:t xml:space="preserve">{comment}{/comment}</w:t>
                   </w:r>
                 </w:p>
               </w:tc>
@@ -2968,7 +2970,9 @@
                       <w:sz w:val="16"/>
                       <w:szCs w:val="16"/>
                     </w:rPr>
-                    <w:t xml:space="preserve">Condition: {condition} | Comments: {comment}</w:t>
+                    <w:t xml:space="preserve">Condition: {condition}{#comment}</w:t>
+                    <w:br/>
+                    <w:t xml:space="preserve">{comment}{/comment}</w:t>
                   </w:r>
                 </w:p>
               </w:tc>
@@ -2988,6 +2992,137 @@
         </w:tc>
       </w:tr>
     </w:tbl>
+    <w:p>
+      <w:pPr>
+        <w:rPr>
+          <w:rFonts w:asciiTheme="majorHAnsi" w:eastAsia="Times New Roman" w:hAnsiTheme="majorHAnsi" w:cstheme="majorHAnsi"/>
+          <w:color w:val="000000"/>
+          <w:sz w:val="16"/>
+          <w:szCs w:val="16"/>
+          <w:lang w:eastAsia="en-AU"/>
+        </w:rPr>
+      </w:pPr>
+      <w:r>
+        <w:rPr>
+          <w:rFonts w:asciiTheme="majorHAnsi" w:eastAsia="Times New Roman" w:hAnsiTheme="majorHAnsi" w:cstheme="majorHAnsi"/>
+          <w:color w:val="000000"/>
+          <w:sz w:val="16"/>
+          <w:szCs w:val="16"/>
+          <w:lang w:eastAsia="en-AU"/>
+        </w:rPr>
+        <w:t>{#has_other_comments}</w:t>
+      </w:r>
+    </w:p>
+    <w:tbl>
+      <w:tblPr>
+        <w:tblW w:w="10450" w:type="dxa"/>
+        <w:tblBorders>
+          <w:top w:val="single" w:sz="4" w:space="0" w:color="A6A6A6" w:themeColor="background1" w:themeShade="A6"/>
+          <w:left w:val="single" w:sz="4" w:space="0" w:color="A6A6A6" w:themeColor="background1" w:themeShade="A6"/>
+          <w:bottom w:val="single" w:sz="4" w:space="0" w:color="A6A6A6" w:themeColor="background1" w:themeShade="A6"/>
+          <w:right w:val="single" w:sz="4" w:space="0" w:color="A6A6A6" w:themeColor="background1" w:themeShade="A6"/>
+          <w:insideH w:val="single" w:sz="4" w:space="0" w:color="A6A6A6" w:themeColor="background1" w:themeShade="A6"/>
+          <w:insideV w:val="single" w:sz="4" w:space="0" w:color="A6A6A6" w:themeColor="background1" w:themeShade="A6"/>
+        </w:tblBorders>
+        <w:tblLayout w:type="fixed"/>
+        <w:tblLook w:val="04A0" w:firstRow="1" w:lastRow="0" w:firstColumn="1" w:lastColumn="0" w:noHBand="0" w:noVBand="1"/>
+      </w:tblPr>
+      <w:tblGrid>
+        <w:gridCol w:w="10450"/>
+      </w:tblGrid>
+      <w:tr>
+        <w:trPr>
+          <w:trHeight w:val="397"/>
+        </w:trPr>
+        <w:tc>
+          <w:tcPr>
+            <w:tcW w:w="10450" w:type="dxa"/>
+            <w:shd w:val="clear" w:color="auto" w:fill="D9D9D9" w:themeFill="background1" w:themeFillShade="D9"/>
+            <w:noWrap/>
+            <w:vAlign w:val="center"/>
+          </w:tcPr>
+          <w:p>
+            <w:pPr>
+              <w:jc w:val="center"/>
+              <w:rPr>
+                <w:rFonts w:asciiTheme="majorHAnsi" w:eastAsia="Times New Roman" w:hAnsiTheme="majorHAnsi" w:cstheme="majorHAnsi"/>
+                <w:b/>
+                <w:bCs/>
+                <w:color w:val="000000"/>
+                <w:sz w:val="16"/>
+                <w:szCs w:val="16"/>
+                <w:lang w:eastAsia="en-AU"/>
+              </w:rPr>
+            </w:pPr>
+            <w:r>
+              <w:rPr>
+                <w:rFonts w:asciiTheme="majorHAnsi" w:eastAsia="Times New Roman" w:hAnsiTheme="majorHAnsi" w:cstheme="majorHAnsi"/>
+                <w:b/>
+                <w:bCs/>
+                <w:color w:val="000000"/>
+                <w:sz w:val="16"/>
+                <w:szCs w:val="16"/>
+                <w:lang w:eastAsia="en-AU"/>
+              </w:rPr>
+              <w:t>Other Comments</w:t>
+            </w:r>
+          </w:p>
+        </w:tc>
+      </w:tr>
+      <w:tr>
+        <w:trPr>
+          <w:trHeight w:val="397"/>
+        </w:trPr>
+        <w:tc>
+          <w:tcPr>
+            <w:tcW w:w="10450" w:type="dxa"/>
+            <w:vAlign w:val="center"/>
+          </w:tcPr>
+          <w:p>
+            <w:pPr>
+              <w:rPr>
+                <w:rFonts w:asciiTheme="majorHAnsi" w:eastAsia="Times New Roman" w:hAnsiTheme="majorHAnsi" w:cstheme="majorHAnsi"/>
+                <w:color w:val="000000"/>
+                <w:sz w:val="16"/>
+                <w:szCs w:val="16"/>
+                <w:lang w:eastAsia="en-AU"/>
+              </w:rPr>
+            </w:pPr>
+            <w:r>
+              <w:rPr>
+                <w:rFonts w:asciiTheme="majorHAnsi" w:eastAsia="Times New Roman" w:hAnsiTheme="majorHAnsi" w:cstheme="majorHAnsi"/>
+                <w:color w:val="000000"/>
+                <w:sz w:val="16"/>
+                <w:szCs w:val="16"/>
+                <w:lang w:eastAsia="en-AU"/>
+              </w:rPr>
+              <w:t>{-w:tr other_comments}{text}{/other_comments}</w:t>
+            </w:r>
+          </w:p>
+        </w:tc>
+      </w:tr>
+    </w:tbl>
+    <w:p>
+      <w:pPr>
+        <w:rPr>
+          <w:rFonts w:asciiTheme="majorHAnsi" w:eastAsia="Times New Roman" w:hAnsiTheme="majorHAnsi" w:cstheme="majorHAnsi"/>
+          <w:color w:val="000000"/>
+          <w:sz w:val="16"/>
+          <w:szCs w:val="16"/>
+          <w:lang w:eastAsia="en-AU"/>
+        </w:rPr>
+      </w:pPr>
+      <w:r>
+        <w:rPr>
+          <w:rFonts w:asciiTheme="majorHAnsi" w:eastAsia="Times New Roman" w:hAnsiTheme="majorHAnsi" w:cstheme="majorHAnsi"/>
+          <w:color w:val="000000"/>
+          <w:sz w:val="16"/>
+          <w:szCs w:val="16"/>
+          <w:lang w:eastAsia="en-AU"/>
+        </w:rPr>
+        <w:t>{/has_other_comments}</w:t>
+      </w:r>
+    </w:p>
     <w:p>
       <w:pPr>
         <w:pStyle w:val="NormalWeb"/>

--- a/src/templates/incoming-inspection.docx
+++ b/src/templates/incoming-inspection.docx
@@ -1709,6 +1709,23 @@
           <w:szCs w:val="16"/>
         </w:rPr>
       </w:pPr>
+      <w:r>
+        <w:rPr>
+          <w:rFonts w:asciiTheme="majorHAnsi" w:hAnsiTheme="majorHAnsi" w:cstheme="majorHAnsi"/>
+          <w:sz w:val="16"/>
+          <w:szCs w:val="16"/>
+        </w:rPr>
+        <w:t>{#has_hvac_units}</w:t>
+      </w:r>
+    </w:p>
+    <w:p>
+      <w:pPr>
+        <w:rPr>
+          <w:rFonts w:asciiTheme="majorHAnsi" w:hAnsiTheme="majorHAnsi" w:cstheme="majorHAnsi"/>
+          <w:sz w:val="16"/>
+          <w:szCs w:val="16"/>
+        </w:rPr>
+      </w:pPr>
     </w:p>
     <w:tbl>
       <w:tblPr>
@@ -1984,6 +2001,40 @@
           <w:szCs w:val="16"/>
         </w:rPr>
       </w:pPr>
+      <w:r>
+        <w:rPr>
+          <w:rFonts w:asciiTheme="majorHAnsi" w:hAnsiTheme="majorHAnsi" w:cstheme="majorHAnsi"/>
+          <w:sz w:val="16"/>
+          <w:szCs w:val="16"/>
+        </w:rPr>
+        <w:t>{/has_hvac_units}</w:t>
+      </w:r>
+    </w:p>
+    <w:p>
+      <w:pPr>
+        <w:rPr>
+          <w:rFonts w:asciiTheme="majorHAnsi" w:hAnsiTheme="majorHAnsi" w:cstheme="majorHAnsi"/>
+          <w:sz w:val="16"/>
+          <w:szCs w:val="16"/>
+        </w:rPr>
+      </w:pPr>
+      <w:r>
+        <w:rPr>
+          <w:rFonts w:asciiTheme="majorHAnsi" w:hAnsiTheme="majorHAnsi" w:cstheme="majorHAnsi"/>
+          <w:sz w:val="16"/>
+          <w:szCs w:val="16"/>
+        </w:rPr>
+        <w:t>{#has_fire_services}</w:t>
+      </w:r>
+    </w:p>
+    <w:p>
+      <w:pPr>
+        <w:rPr>
+          <w:rFonts w:asciiTheme="majorHAnsi" w:hAnsiTheme="majorHAnsi" w:cstheme="majorHAnsi"/>
+          <w:sz w:val="16"/>
+          <w:szCs w:val="16"/>
+        </w:rPr>
+      </w:pPr>
     </w:p>
     <w:tbl>
       <w:tblPr>
@@ -2203,6 +2254,23 @@
         </w:tc>
       </w:tr>
     </w:tbl>
+    <w:p>
+      <w:pPr>
+        <w:rPr>
+          <w:rFonts w:asciiTheme="majorHAnsi" w:hAnsiTheme="majorHAnsi" w:cstheme="majorHAnsi"/>
+          <w:sz w:val="16"/>
+          <w:szCs w:val="16"/>
+        </w:rPr>
+      </w:pPr>
+      <w:r>
+        <w:rPr>
+          <w:rFonts w:asciiTheme="majorHAnsi" w:hAnsiTheme="majorHAnsi" w:cstheme="majorHAnsi"/>
+          <w:sz w:val="16"/>
+          <w:szCs w:val="16"/>
+        </w:rPr>
+        <w:t>{/has_fire_services}</w:t>
+      </w:r>
+    </w:p>
     <w:p>
       <w:pPr>
         <w:pStyle w:val="NormalWeb"/>
@@ -3037,6 +3105,9 @@
         <w:tc>
           <w:tcPr>
             <w:tcW w:w="10450" w:type="dxa"/>
+            <w:tcBorders>
+              <w:right w:val="nil"/>
+            </w:tcBorders>
             <w:shd w:val="clear" w:color="auto" w:fill="D9D9D9" w:themeFill="background1" w:themeFillShade="D9"/>
             <w:noWrap/>
             <w:vAlign w:val="center"/>
@@ -3076,6 +3147,9 @@
         <w:tc>
           <w:tcPr>
             <w:tcW w:w="10450" w:type="dxa"/>
+            <w:tcBorders>
+              <w:right w:val="nil"/>
+            </w:tcBorders>
             <w:vAlign w:val="center"/>
           </w:tcPr>
           <w:p>

--- a/src/templates/incoming-inspection.docx
+++ b/src/templates/incoming-inspection.docx
@@ -3791,6 +3791,503 @@
           <w:lang w:val="en-AU"/>
         </w:rPr>
         <w:t>{inspection_date}</w:t>
+      </w:r>
+    </w:p>
+    <w:p>
+      <w:pPr>
+        <w:pStyle w:val="PR05--Bodycopy"/>
+        <w:spacing w:before="60" w:after="60"/>
+        <w:rPr>
+          <w:rFonts w:asciiTheme="majorHAnsi" w:hAnsiTheme="majorHAnsi" w:cstheme="majorHAnsi"/>
+          <w:color w:val="BFBFBF" w:themeColor="background1" w:themeShade="BF"/>
+          <w:sz w:val="16"/>
+          <w:szCs w:val="16"/>
+          <w:lang w:val="en-AU"/>
+        </w:rPr>
+      </w:pPr>
+      <w:r>
+        <w:rPr>
+          <w:rFonts w:asciiTheme="majorHAnsi" w:hAnsiTheme="majorHAnsi" w:cstheme="majorHAnsi"/>
+          <w:b/>
+          <w:bCs/>
+          <w:color w:val="auto"/>
+          <w:sz w:val="16"/>
+          <w:szCs w:val="16"/>
+          <w:lang w:val="en-AU"/>
+        </w:rPr>
+        <w:t xml:space="preserve">Accepted &amp; signed on behalf of the </w:t>
+      </w:r>
+      <w:r>
+        <w:rPr>
+          <w:rFonts w:asciiTheme="majorHAnsi" w:hAnsiTheme="majorHAnsi" w:cstheme="majorHAnsi"/>
+          <w:b/>
+          <w:bCs/>
+          <w:color w:val="auto"/>
+          <w:sz w:val="16"/>
+          <w:szCs w:val="16"/>
+          <w:lang w:val="en-AU"/>
+        </w:rPr>
+        <w:t>Lessee by</w:t>
+      </w:r>
+      <w:r>
+        <w:rPr>
+          <w:rFonts w:asciiTheme="majorHAnsi" w:hAnsiTheme="majorHAnsi" w:cstheme="majorHAnsi"/>
+          <w:b/>
+          <w:bCs/>
+          <w:color w:val="auto"/>
+          <w:sz w:val="16"/>
+          <w:szCs w:val="16"/>
+          <w:lang w:val="en-AU"/>
+        </w:rPr>
+        <w:t>:</w:t>
+      </w:r>
+      <w:r>
+        <w:rPr>
+          <w:rFonts w:asciiTheme="majorHAnsi" w:hAnsiTheme="majorHAnsi" w:cstheme="majorHAnsi"/>
+          <w:color w:val="auto"/>
+          <w:sz w:val="16"/>
+          <w:szCs w:val="16"/>
+          <w:lang w:val="en-AU"/>
+        </w:rPr>
+        <w:tab/>
+      </w:r>
+      <w:r>
+        <w:rPr>
+          <w:rFonts w:asciiTheme="majorHAnsi" w:hAnsiTheme="majorHAnsi" w:cstheme="majorHAnsi"/>
+          <w:color w:val="auto"/>
+          <w:sz w:val="16"/>
+          <w:szCs w:val="16"/>
+          <w:lang w:val="en-AU"/>
+        </w:rPr>
+        <w:tab/>
+      </w:r>
+      <w:r>
+        <w:rPr>
+          <w:rFonts w:asciiTheme="majorHAnsi" w:hAnsiTheme="majorHAnsi" w:cstheme="majorHAnsi"/>
+          <w:color w:val="auto"/>
+          <w:sz w:val="16"/>
+          <w:szCs w:val="16"/>
+          <w:lang w:val="en-AU"/>
+        </w:rPr>
+        <w:tab/>
+      </w:r>
+      <w:r>
+        <w:rPr>
+          <w:rFonts w:asciiTheme="majorHAnsi" w:hAnsiTheme="majorHAnsi" w:cstheme="majorHAnsi"/>
+          <w:color w:val="BFBFBF" w:themeColor="background1" w:themeShade="BF"/>
+          <w:sz w:val="16"/>
+          <w:szCs w:val="16"/>
+          <w:lang w:val="en-AU"/>
+        </w:rPr>
+        <w:t>______________________________________________________________________________________</w:t>
+      </w:r>
+    </w:p>
+    <w:p>
+      <w:pPr>
+        <w:pStyle w:val="PR05--Bodycopy"/>
+        <w:spacing w:before="60" w:after="60"/>
+        <w:rPr>
+          <w:rFonts w:asciiTheme="majorHAnsi" w:hAnsiTheme="majorHAnsi" w:cstheme="majorHAnsi"/>
+          <w:color w:val="auto"/>
+          <w:sz w:val="16"/>
+          <w:szCs w:val="16"/>
+          <w:lang w:val="en-AU"/>
+        </w:rPr>
+      </w:pPr>
+    </w:p>
+    <w:p>
+      <w:pPr>
+        <w:pStyle w:val="PR05--Bodycopy"/>
+        <w:spacing w:before="60" w:after="60"/>
+        <w:rPr>
+          <w:rFonts w:asciiTheme="majorHAnsi" w:hAnsiTheme="majorHAnsi" w:cstheme="majorHAnsi"/>
+          <w:color w:val="BFBFBF" w:themeColor="background1" w:themeShade="BF"/>
+          <w:sz w:val="16"/>
+          <w:szCs w:val="16"/>
+          <w:lang w:val="en-AU"/>
+        </w:rPr>
+      </w:pPr>
+      <w:r>
+        <w:rPr>
+          <w:rFonts w:asciiTheme="majorHAnsi" w:hAnsiTheme="majorHAnsi" w:cstheme="majorHAnsi"/>
+          <w:b/>
+          <w:bCs/>
+          <w:color w:val="auto"/>
+          <w:sz w:val="16"/>
+          <w:szCs w:val="16"/>
+          <w:lang w:val="en-AU"/>
+        </w:rPr>
+        <w:t>Print Name</w:t>
+      </w:r>
+      <w:r>
+        <w:rPr>
+          <w:rFonts w:asciiTheme="majorHAnsi" w:hAnsiTheme="majorHAnsi" w:cstheme="majorHAnsi"/>
+          <w:b/>
+          <w:bCs/>
+          <w:color w:val="auto"/>
+          <w:sz w:val="16"/>
+          <w:szCs w:val="16"/>
+          <w:lang w:val="en-AU"/>
+        </w:rPr>
+        <w:t>:</w:t>
+      </w:r>
+      <w:r>
+        <w:rPr>
+          <w:rFonts w:asciiTheme="majorHAnsi" w:hAnsiTheme="majorHAnsi" w:cstheme="majorHAnsi"/>
+          <w:color w:val="auto"/>
+          <w:sz w:val="16"/>
+          <w:szCs w:val="16"/>
+          <w:lang w:val="en-AU"/>
+        </w:rPr>
+        <w:tab/>
+      </w:r>
+      <w:r>
+        <w:rPr>
+          <w:rFonts w:asciiTheme="majorHAnsi" w:hAnsiTheme="majorHAnsi" w:cstheme="majorHAnsi"/>
+          <w:color w:val="auto"/>
+          <w:sz w:val="16"/>
+          <w:szCs w:val="16"/>
+          <w:lang w:val="en-AU"/>
+        </w:rPr>
+        <w:tab/>
+      </w:r>
+      <w:r>
+        <w:rPr>
+          <w:rFonts w:asciiTheme="majorHAnsi" w:hAnsiTheme="majorHAnsi" w:cstheme="majorHAnsi"/>
+          <w:color w:val="auto"/>
+          <w:sz w:val="16"/>
+          <w:szCs w:val="16"/>
+          <w:lang w:val="en-AU"/>
+        </w:rPr>
+        <w:tab/>
+      </w:r>
+      <w:r>
+        <w:rPr>
+          <w:rFonts w:asciiTheme="majorHAnsi" w:hAnsiTheme="majorHAnsi" w:cstheme="majorHAnsi"/>
+          <w:color w:val="auto"/>
+          <w:sz w:val="16"/>
+          <w:szCs w:val="16"/>
+          <w:lang w:val="en-AU"/>
+        </w:rPr>
+        <w:tab/>
+      </w:r>
+      <w:r>
+        <w:rPr>
+          <w:rFonts w:asciiTheme="majorHAnsi" w:hAnsiTheme="majorHAnsi" w:cstheme="majorHAnsi"/>
+          <w:color w:val="auto"/>
+          <w:sz w:val="16"/>
+          <w:szCs w:val="16"/>
+          <w:lang w:val="en-AU"/>
+        </w:rPr>
+        <w:tab/>
+      </w:r>
+      <w:r>
+        <w:rPr>
+          <w:rFonts w:asciiTheme="majorHAnsi" w:hAnsiTheme="majorHAnsi" w:cstheme="majorHAnsi"/>
+          <w:color w:val="BFBFBF" w:themeColor="background1" w:themeShade="BF"/>
+          <w:sz w:val="16"/>
+          <w:szCs w:val="16"/>
+          <w:lang w:val="en-AU"/>
+        </w:rPr>
+        <w:t>______________________________________________________________________________________</w:t>
+      </w:r>
+    </w:p>
+    <w:p>
+      <w:pPr>
+        <w:pStyle w:val="PR05--Bodycopy"/>
+        <w:spacing w:before="60" w:after="60"/>
+        <w:rPr>
+          <w:rFonts w:asciiTheme="majorHAnsi" w:hAnsiTheme="majorHAnsi" w:cstheme="majorHAnsi"/>
+          <w:color w:val="auto"/>
+          <w:sz w:val="16"/>
+          <w:szCs w:val="16"/>
+          <w:lang w:val="en-AU"/>
+        </w:rPr>
+      </w:pPr>
+    </w:p>
+    <w:p>
+      <w:pPr>
+        <w:pStyle w:val="PR05--Bodycopy"/>
+        <w:spacing w:before="60" w:after="60"/>
+        <w:rPr>
+          <w:rFonts w:asciiTheme="majorHAnsi" w:hAnsiTheme="majorHAnsi" w:cstheme="majorHAnsi"/>
+          <w:color w:val="BFBFBF" w:themeColor="background1" w:themeShade="BF"/>
+          <w:sz w:val="16"/>
+          <w:szCs w:val="16"/>
+          <w:lang w:val="en-AU"/>
+        </w:rPr>
+      </w:pPr>
+      <w:r>
+        <w:rPr>
+          <w:rFonts w:asciiTheme="majorHAnsi" w:hAnsiTheme="majorHAnsi" w:cstheme="majorHAnsi"/>
+          <w:b/>
+          <w:bCs/>
+          <w:color w:val="auto"/>
+          <w:sz w:val="16"/>
+          <w:szCs w:val="16"/>
+          <w:lang w:val="en-AU"/>
+        </w:rPr>
+        <w:t>Position:</w:t>
+      </w:r>
+      <w:r>
+        <w:rPr>
+          <w:rFonts w:asciiTheme="majorHAnsi" w:hAnsiTheme="majorHAnsi" w:cstheme="majorHAnsi"/>
+          <w:b/>
+          <w:bCs/>
+          <w:color w:val="auto"/>
+          <w:sz w:val="16"/>
+          <w:szCs w:val="16"/>
+          <w:lang w:val="en-AU"/>
+        </w:rPr>
+        <w:tab/>
+      </w:r>
+      <w:r>
+        <w:rPr>
+          <w:rFonts w:asciiTheme="majorHAnsi" w:hAnsiTheme="majorHAnsi" w:cstheme="majorHAnsi"/>
+          <w:color w:val="auto"/>
+          <w:sz w:val="16"/>
+          <w:szCs w:val="16"/>
+          <w:lang w:val="en-AU"/>
+        </w:rPr>
+        <w:tab/>
+      </w:r>
+      <w:r>
+        <w:rPr>
+          <w:rFonts w:asciiTheme="majorHAnsi" w:hAnsiTheme="majorHAnsi" w:cstheme="majorHAnsi"/>
+          <w:color w:val="auto"/>
+          <w:sz w:val="16"/>
+          <w:szCs w:val="16"/>
+          <w:lang w:val="en-AU"/>
+        </w:rPr>
+        <w:tab/>
+      </w:r>
+      <w:r>
+        <w:rPr>
+          <w:rFonts w:asciiTheme="majorHAnsi" w:hAnsiTheme="majorHAnsi" w:cstheme="majorHAnsi"/>
+          <w:color w:val="auto"/>
+          <w:sz w:val="16"/>
+          <w:szCs w:val="16"/>
+          <w:lang w:val="en-AU"/>
+        </w:rPr>
+        <w:tab/>
+      </w:r>
+      <w:r>
+        <w:rPr>
+          <w:rFonts w:asciiTheme="majorHAnsi" w:hAnsiTheme="majorHAnsi" w:cstheme="majorHAnsi"/>
+          <w:color w:val="auto"/>
+          <w:sz w:val="16"/>
+          <w:szCs w:val="16"/>
+          <w:lang w:val="en-AU"/>
+        </w:rPr>
+        <w:tab/>
+      </w:r>
+      <w:r>
+        <w:rPr>
+          <w:rFonts w:asciiTheme="majorHAnsi" w:hAnsiTheme="majorHAnsi" w:cstheme="majorHAnsi"/>
+          <w:color w:val="BFBFBF" w:themeColor="background1" w:themeShade="BF"/>
+          <w:sz w:val="16"/>
+          <w:szCs w:val="16"/>
+          <w:lang w:val="en-AU"/>
+        </w:rPr>
+        <w:t>______________________________________________________________________________________</w:t>
+      </w:r>
+    </w:p>
+    <w:p>
+      <w:pPr>
+        <w:pStyle w:val="PR05--Bodycopy"/>
+        <w:spacing w:before="60" w:after="60"/>
+        <w:rPr>
+          <w:rFonts w:asciiTheme="majorHAnsi" w:hAnsiTheme="majorHAnsi" w:cstheme="majorHAnsi"/>
+          <w:color w:val="auto"/>
+          <w:sz w:val="16"/>
+          <w:szCs w:val="16"/>
+          <w:lang w:val="en-AU"/>
+        </w:rPr>
+      </w:pPr>
+    </w:p>
+    <w:p>
+      <w:pPr>
+        <w:pStyle w:val="PR05--Bodycopy"/>
+        <w:spacing w:before="60" w:after="60"/>
+        <w:rPr>
+          <w:rFonts w:asciiTheme="majorHAnsi" w:hAnsiTheme="majorHAnsi" w:cstheme="majorHAnsi"/>
+          <w:color w:val="BFBFBF" w:themeColor="background1" w:themeShade="BF"/>
+          <w:sz w:val="16"/>
+          <w:szCs w:val="16"/>
+          <w:lang w:val="en-AU"/>
+        </w:rPr>
+      </w:pPr>
+      <w:r>
+        <w:rPr>
+          <w:rFonts w:asciiTheme="majorHAnsi" w:hAnsiTheme="majorHAnsi" w:cstheme="majorHAnsi"/>
+          <w:b/>
+          <w:bCs/>
+          <w:color w:val="auto"/>
+          <w:sz w:val="16"/>
+          <w:szCs w:val="16"/>
+          <w:lang w:val="en-AU"/>
+        </w:rPr>
+        <w:t>Company:</w:t>
+      </w:r>
+      <w:r>
+        <w:rPr>
+          <w:rFonts w:asciiTheme="majorHAnsi" w:hAnsiTheme="majorHAnsi" w:cstheme="majorHAnsi"/>
+          <w:b/>
+          <w:bCs/>
+          <w:color w:val="auto"/>
+          <w:sz w:val="16"/>
+          <w:szCs w:val="16"/>
+          <w:lang w:val="en-AU"/>
+        </w:rPr>
+        <w:tab/>
+      </w:r>
+      <w:r>
+        <w:rPr>
+          <w:rFonts w:asciiTheme="majorHAnsi" w:hAnsiTheme="majorHAnsi" w:cstheme="majorHAnsi"/>
+          <w:color w:val="auto"/>
+          <w:sz w:val="16"/>
+          <w:szCs w:val="16"/>
+          <w:lang w:val="en-AU"/>
+        </w:rPr>
+        <w:tab/>
+      </w:r>
+      <w:r>
+        <w:rPr>
+          <w:rFonts w:asciiTheme="majorHAnsi" w:hAnsiTheme="majorHAnsi" w:cstheme="majorHAnsi"/>
+          <w:color w:val="auto"/>
+          <w:sz w:val="16"/>
+          <w:szCs w:val="16"/>
+          <w:lang w:val="en-AU"/>
+        </w:rPr>
+        <w:tab/>
+      </w:r>
+      <w:r>
+        <w:rPr>
+          <w:rFonts w:asciiTheme="majorHAnsi" w:hAnsiTheme="majorHAnsi" w:cstheme="majorHAnsi"/>
+          <w:color w:val="auto"/>
+          <w:sz w:val="16"/>
+          <w:szCs w:val="16"/>
+          <w:lang w:val="en-AU"/>
+        </w:rPr>
+        <w:tab/>
+      </w:r>
+      <w:r>
+        <w:rPr>
+          <w:rFonts w:asciiTheme="majorHAnsi" w:hAnsiTheme="majorHAnsi" w:cstheme="majorHAnsi"/>
+          <w:color w:val="auto"/>
+          <w:sz w:val="16"/>
+          <w:szCs w:val="16"/>
+          <w:lang w:val="en-AU"/>
+        </w:rPr>
+        <w:tab/>
+      </w:r>
+      <w:r>
+        <w:rPr>
+          <w:rFonts w:asciiTheme="majorHAnsi" w:hAnsiTheme="majorHAnsi" w:cstheme="majorHAnsi"/>
+          <w:color w:val="BFBFBF" w:themeColor="background1" w:themeShade="BF"/>
+          <w:sz w:val="16"/>
+          <w:szCs w:val="16"/>
+          <w:lang w:val="en-AU"/>
+        </w:rPr>
+        <w:t>______________________________________________________________________________________</w:t>
+      </w:r>
+    </w:p>
+    <w:p>
+      <w:pPr>
+        <w:pStyle w:val="PR05--Bodycopy"/>
+        <w:spacing w:before="60" w:after="60"/>
+        <w:rPr>
+          <w:rFonts w:asciiTheme="majorHAnsi" w:hAnsiTheme="majorHAnsi" w:cstheme="majorHAnsi"/>
+          <w:color w:val="auto"/>
+          <w:sz w:val="16"/>
+          <w:szCs w:val="16"/>
+          <w:lang w:val="en-AU"/>
+        </w:rPr>
+      </w:pPr>
+    </w:p>
+    <w:p>
+      <w:pPr>
+        <w:pStyle w:val="PR05--Bodycopy"/>
+        <w:spacing w:before="60" w:after="60"/>
+        <w:rPr>
+          <w:rFonts w:asciiTheme="majorHAnsi" w:hAnsiTheme="majorHAnsi" w:cstheme="majorHAnsi"/>
+          <w:color w:val="BFBFBF" w:themeColor="background1" w:themeShade="BF"/>
+          <w:sz w:val="16"/>
+          <w:szCs w:val="16"/>
+          <w:lang w:val="en-AU"/>
+        </w:rPr>
+      </w:pPr>
+      <w:r>
+        <w:rPr>
+          <w:rFonts w:asciiTheme="majorHAnsi" w:hAnsiTheme="majorHAnsi" w:cstheme="majorHAnsi"/>
+          <w:b/>
+          <w:bCs/>
+          <w:color w:val="auto"/>
+          <w:sz w:val="16"/>
+          <w:szCs w:val="16"/>
+          <w:lang w:val="en-AU"/>
+        </w:rPr>
+        <w:t>Date:</w:t>
+      </w:r>
+      <w:r>
+        <w:rPr>
+          <w:rFonts w:asciiTheme="majorHAnsi" w:hAnsiTheme="majorHAnsi" w:cstheme="majorHAnsi"/>
+          <w:color w:val="auto"/>
+          <w:sz w:val="16"/>
+          <w:szCs w:val="16"/>
+          <w:lang w:val="en-AU"/>
+        </w:rPr>
+        <w:tab/>
+      </w:r>
+      <w:r>
+        <w:rPr>
+          <w:rFonts w:asciiTheme="majorHAnsi" w:hAnsiTheme="majorHAnsi" w:cstheme="majorHAnsi"/>
+          <w:color w:val="auto"/>
+          <w:sz w:val="16"/>
+          <w:szCs w:val="16"/>
+          <w:lang w:val="en-AU"/>
+        </w:rPr>
+        <w:tab/>
+      </w:r>
+      <w:r>
+        <w:rPr>
+          <w:rFonts w:asciiTheme="majorHAnsi" w:hAnsiTheme="majorHAnsi" w:cstheme="majorHAnsi"/>
+          <w:color w:val="auto"/>
+          <w:sz w:val="16"/>
+          <w:szCs w:val="16"/>
+          <w:lang w:val="en-AU"/>
+        </w:rPr>
+        <w:tab/>
+      </w:r>
+      <w:r>
+        <w:rPr>
+          <w:rFonts w:asciiTheme="majorHAnsi" w:hAnsiTheme="majorHAnsi" w:cstheme="majorHAnsi"/>
+          <w:color w:val="auto"/>
+          <w:sz w:val="16"/>
+          <w:szCs w:val="16"/>
+          <w:lang w:val="en-AU"/>
+        </w:rPr>
+        <w:tab/>
+      </w:r>
+      <w:r>
+        <w:rPr>
+          <w:rFonts w:asciiTheme="majorHAnsi" w:hAnsiTheme="majorHAnsi" w:cstheme="majorHAnsi"/>
+          <w:color w:val="auto"/>
+          <w:sz w:val="16"/>
+          <w:szCs w:val="16"/>
+          <w:lang w:val="en-AU"/>
+        </w:rPr>
+        <w:tab/>
+      </w:r>
+      <w:r>
+        <w:rPr>
+          <w:rFonts w:asciiTheme="majorHAnsi" w:hAnsiTheme="majorHAnsi" w:cstheme="majorHAnsi"/>
+          <w:color w:val="BFBFBF" w:themeColor="background1" w:themeShade="BF"/>
+          <w:sz w:val="16"/>
+          <w:szCs w:val="16"/>
+          <w:lang w:val="en-AU"/>
+        </w:rPr>
+        <w:t>______________________________________________________________________________________</w:t>
       </w:r>
     </w:p>
     <w:p>

--- a/src/templates/incoming-inspection.docx
+++ b/src/templates/incoming-inspection.docx
@@ -3299,7 +3299,11 @@
     <w:p>
       <w:pPr>
         <w:pStyle w:val="PR05--Bodycopy"/>
-        <w:spacing w:before="60" w:after="60"/>
+        <w:tabs>
+          <w:tab w:val="left" w:pos="4400"/>
+          <w:tab w:val="right" w:pos="10460" w:leader="underscore"/>
+        </w:tabs>
+        <w:spacing w:before="160" w:after="160"/>
         <w:rPr>
           <w:rFonts w:asciiTheme="majorHAnsi" w:hAnsiTheme="majorHAnsi" w:cstheme="majorHAnsi"/>
           <w:color w:val="BFBFBF" w:themeColor="background1" w:themeShade="BF"/>
@@ -3318,8 +3322,36 @@
           <w:szCs w:val="16"/>
           <w:lang w:val="en-AU"/>
         </w:rPr>
-        <w:t xml:space="preserve">Inspection </w:t>
+        <w:t xml:space="preserve">Accepted &amp; signed on behalf of the Lessee by:</w:t>
       </w:r>
+      <w:r>
+        <w:rPr>
+          <w:rFonts w:asciiTheme="majorHAnsi" w:hAnsiTheme="majorHAnsi" w:cstheme="majorHAnsi"/>
+          <w:color w:val="BFBFBF" w:themeColor="background1" w:themeShade="BF"/>
+          <w:sz w:val="16"/>
+          <w:szCs w:val="16"/>
+          <w:lang w:val="en-AU"/>
+        </w:rPr>
+        <w:tab/>
+        <w:tab/>
+      </w:r>
+    </w:p>
+    <w:p>
+      <w:pPr>
+        <w:pStyle w:val="PR05--Bodycopy"/>
+        <w:tabs>
+          <w:tab w:val="left" w:pos="4400"/>
+          <w:tab w:val="right" w:pos="10460" w:leader="underscore"/>
+        </w:tabs>
+        <w:spacing w:before="160" w:after="160"/>
+        <w:rPr>
+          <w:rFonts w:asciiTheme="majorHAnsi" w:hAnsiTheme="majorHAnsi" w:cstheme="majorHAnsi"/>
+          <w:color w:val="BFBFBF" w:themeColor="background1" w:themeShade="BF"/>
+          <w:sz w:val="16"/>
+          <w:szCs w:val="16"/>
+          <w:lang w:val="en-AU"/>
+        </w:rPr>
+      </w:pPr>
       <w:r>
         <w:rPr>
           <w:rFonts w:asciiTheme="majorHAnsi" w:hAnsiTheme="majorHAnsi" w:cstheme="majorHAnsi"/>
@@ -3330,8 +3362,36 @@
           <w:szCs w:val="16"/>
           <w:lang w:val="en-AU"/>
         </w:rPr>
-        <w:t>Completed By</w:t>
+        <w:t xml:space="preserve">Print Name:</w:t>
       </w:r>
+      <w:r>
+        <w:rPr>
+          <w:rFonts w:asciiTheme="majorHAnsi" w:hAnsiTheme="majorHAnsi" w:cstheme="majorHAnsi"/>
+          <w:color w:val="BFBFBF" w:themeColor="background1" w:themeShade="BF"/>
+          <w:sz w:val="16"/>
+          <w:szCs w:val="16"/>
+          <w:lang w:val="en-AU"/>
+        </w:rPr>
+        <w:tab/>
+        <w:tab/>
+      </w:r>
+    </w:p>
+    <w:p>
+      <w:pPr>
+        <w:pStyle w:val="PR05--Bodycopy"/>
+        <w:tabs>
+          <w:tab w:val="left" w:pos="4400"/>
+          <w:tab w:val="right" w:pos="10460" w:leader="underscore"/>
+        </w:tabs>
+        <w:spacing w:before="160" w:after="160"/>
+        <w:rPr>
+          <w:rFonts w:asciiTheme="majorHAnsi" w:hAnsiTheme="majorHAnsi" w:cstheme="majorHAnsi"/>
+          <w:color w:val="BFBFBF" w:themeColor="background1" w:themeShade="BF"/>
+          <w:sz w:val="16"/>
+          <w:szCs w:val="16"/>
+          <w:lang w:val="en-AU"/>
+        </w:rPr>
+      </w:pPr>
       <w:r>
         <w:rPr>
           <w:rFonts w:asciiTheme="majorHAnsi" w:hAnsiTheme="majorHAnsi" w:cstheme="majorHAnsi"/>
@@ -3342,37 +3402,7 @@
           <w:szCs w:val="16"/>
           <w:lang w:val="en-AU"/>
         </w:rPr>
-        <w:t>:</w:t>
-      </w:r>
-      <w:r>
-        <w:rPr>
-          <w:rFonts w:asciiTheme="majorHAnsi" w:hAnsiTheme="majorHAnsi" w:cstheme="majorHAnsi"/>
-          <w:color w:val="auto"/>
-          <w:sz w:val="16"/>
-          <w:szCs w:val="16"/>
-          <w:lang w:val="en-AU"/>
-        </w:rPr>
-        <w:tab/>
-      </w:r>
-      <w:r>
-        <w:rPr>
-          <w:rFonts w:asciiTheme="majorHAnsi" w:hAnsiTheme="majorHAnsi" w:cstheme="majorHAnsi"/>
-          <w:color w:val="auto"/>
-          <w:sz w:val="16"/>
-          <w:szCs w:val="16"/>
-          <w:lang w:val="en-AU"/>
-        </w:rPr>
-        <w:tab/>
-      </w:r>
-      <w:r>
-        <w:rPr>
-          <w:rFonts w:asciiTheme="majorHAnsi" w:hAnsiTheme="majorHAnsi" w:cstheme="majorHAnsi"/>
-          <w:color w:val="auto"/>
-          <w:sz w:val="16"/>
-          <w:szCs w:val="16"/>
-          <w:lang w:val="en-AU"/>
-        </w:rPr>
-        <w:tab/>
+        <w:t xml:space="preserve">Position:</w:t>
       </w:r>
       <w:r>
         <w:rPr>
@@ -3382,26 +3412,18 @@
           <w:szCs w:val="16"/>
           <w:lang w:val="en-AU"/>
         </w:rPr>
-        <w:t>{inspector_name}</w:t>
+        <w:tab/>
+        <w:tab/>
       </w:r>
     </w:p>
     <w:p>
       <w:pPr>
         <w:pStyle w:val="PR05--Bodycopy"/>
-        <w:spacing w:before="60" w:after="60"/>
-        <w:rPr>
-          <w:rFonts w:asciiTheme="majorHAnsi" w:hAnsiTheme="majorHAnsi" w:cstheme="majorHAnsi"/>
-          <w:color w:val="auto"/>
-          <w:sz w:val="16"/>
-          <w:szCs w:val="16"/>
-          <w:lang w:val="en-AU"/>
-        </w:rPr>
-      </w:pPr>
-    </w:p>
-    <w:p>
-      <w:pPr>
-        <w:pStyle w:val="PR05--Bodycopy"/>
-        <w:spacing w:before="60" w:after="60"/>
+        <w:tabs>
+          <w:tab w:val="left" w:pos="4400"/>
+          <w:tab w:val="right" w:pos="10460" w:leader="underscore"/>
+        </w:tabs>
+        <w:spacing w:before="160" w:after="160"/>
         <w:rPr>
           <w:rFonts w:asciiTheme="majorHAnsi" w:hAnsiTheme="majorHAnsi" w:cstheme="majorHAnsi"/>
           <w:color w:val="BFBFBF" w:themeColor="background1" w:themeShade="BF"/>
@@ -3420,8 +3442,36 @@
           <w:szCs w:val="16"/>
           <w:lang w:val="en-AU"/>
         </w:rPr>
-        <w:t>Signature</w:t>
+        <w:t xml:space="preserve">Company:</w:t>
       </w:r>
+      <w:r>
+        <w:rPr>
+          <w:rFonts w:asciiTheme="majorHAnsi" w:hAnsiTheme="majorHAnsi" w:cstheme="majorHAnsi"/>
+          <w:color w:val="BFBFBF" w:themeColor="background1" w:themeShade="BF"/>
+          <w:sz w:val="16"/>
+          <w:szCs w:val="16"/>
+          <w:lang w:val="en-AU"/>
+        </w:rPr>
+        <w:tab/>
+        <w:tab/>
+      </w:r>
+    </w:p>
+    <w:p>
+      <w:pPr>
+        <w:pStyle w:val="PR05--Bodycopy"/>
+        <w:tabs>
+          <w:tab w:val="left" w:pos="4400"/>
+          <w:tab w:val="right" w:pos="10460" w:leader="underscore"/>
+        </w:tabs>
+        <w:spacing w:before="160" w:after="160"/>
+        <w:rPr>
+          <w:rFonts w:asciiTheme="majorHAnsi" w:hAnsiTheme="majorHAnsi" w:cstheme="majorHAnsi"/>
+          <w:color w:val="BFBFBF" w:themeColor="background1" w:themeShade="BF"/>
+          <w:sz w:val="16"/>
+          <w:szCs w:val="16"/>
+          <w:lang w:val="en-AU"/>
+        </w:rPr>
+      </w:pPr>
       <w:r>
         <w:rPr>
           <w:rFonts w:asciiTheme="majorHAnsi" w:hAnsiTheme="majorHAnsi" w:cstheme="majorHAnsi"/>
@@ -3432,57 +3482,7 @@
           <w:szCs w:val="16"/>
           <w:lang w:val="en-AU"/>
         </w:rPr>
-        <w:t>:</w:t>
-      </w:r>
-      <w:r>
-        <w:rPr>
-          <w:rFonts w:asciiTheme="majorHAnsi" w:hAnsiTheme="majorHAnsi" w:cstheme="majorHAnsi"/>
-          <w:color w:val="auto"/>
-          <w:sz w:val="16"/>
-          <w:szCs w:val="16"/>
-          <w:lang w:val="en-AU"/>
-        </w:rPr>
-        <w:tab/>
-      </w:r>
-      <w:r>
-        <w:rPr>
-          <w:rFonts w:asciiTheme="majorHAnsi" w:hAnsiTheme="majorHAnsi" w:cstheme="majorHAnsi"/>
-          <w:color w:val="auto"/>
-          <w:sz w:val="16"/>
-          <w:szCs w:val="16"/>
-          <w:lang w:val="en-AU"/>
-        </w:rPr>
-        <w:tab/>
-      </w:r>
-      <w:r>
-        <w:rPr>
-          <w:rFonts w:asciiTheme="majorHAnsi" w:hAnsiTheme="majorHAnsi" w:cstheme="majorHAnsi"/>
-          <w:color w:val="auto"/>
-          <w:sz w:val="16"/>
-          <w:szCs w:val="16"/>
-          <w:lang w:val="en-AU"/>
-        </w:rPr>
-        <w:tab/>
-      </w:r>
-      <w:r>
-        <w:rPr>
-          <w:rFonts w:asciiTheme="majorHAnsi" w:hAnsiTheme="majorHAnsi" w:cstheme="majorHAnsi"/>
-          <w:color w:val="auto"/>
-          <w:sz w:val="16"/>
-          <w:szCs w:val="16"/>
-          <w:lang w:val="en-AU"/>
-        </w:rPr>
-        <w:tab/>
-      </w:r>
-      <w:r>
-        <w:rPr>
-          <w:rFonts w:asciiTheme="majorHAnsi" w:hAnsiTheme="majorHAnsi" w:cstheme="majorHAnsi"/>
-          <w:color w:val="auto"/>
-          <w:sz w:val="16"/>
-          <w:szCs w:val="16"/>
-          <w:lang w:val="en-AU"/>
-        </w:rPr>
-        <w:tab/>
+        <w:t xml:space="preserve">Date:</w:t>
       </w:r>
       <w:r>
         <w:rPr>
@@ -3492,802 +3492,8 @@
           <w:szCs w:val="16"/>
           <w:lang w:val="en-AU"/>
         </w:rPr>
-        <w:t>{%signature}</w:t>
-      </w:r>
-    </w:p>
-    <w:p>
-      <w:pPr>
-        <w:pStyle w:val="PR05--Bodycopy"/>
-        <w:spacing w:before="60" w:after="60"/>
-        <w:rPr>
-          <w:rFonts w:asciiTheme="majorHAnsi" w:hAnsiTheme="majorHAnsi" w:cstheme="majorHAnsi"/>
-          <w:color w:val="auto"/>
-          <w:sz w:val="16"/>
-          <w:szCs w:val="16"/>
-          <w:lang w:val="en-AU"/>
-        </w:rPr>
-      </w:pPr>
-    </w:p>
-    <w:p>
-      <w:pPr>
-        <w:pStyle w:val="PR05--Bodycopy"/>
-        <w:spacing w:before="60" w:after="60"/>
-        <w:rPr>
-          <w:rFonts w:asciiTheme="majorHAnsi" w:hAnsiTheme="majorHAnsi" w:cstheme="majorHAnsi"/>
-          <w:color w:val="BFBFBF" w:themeColor="background1" w:themeShade="BF"/>
-          <w:sz w:val="16"/>
-          <w:szCs w:val="16"/>
-          <w:lang w:val="en-AU"/>
-        </w:rPr>
-      </w:pPr>
-      <w:r>
-        <w:rPr>
-          <w:rFonts w:asciiTheme="majorHAnsi" w:hAnsiTheme="majorHAnsi" w:cstheme="majorHAnsi"/>
-          <w:b/>
-          <w:bCs/>
-          <w:color w:val="auto"/>
-          <w:sz w:val="16"/>
-          <w:szCs w:val="16"/>
-          <w:lang w:val="en-AU"/>
-        </w:rPr>
-        <w:t>Position:</w:t>
-      </w:r>
-      <w:r>
-        <w:rPr>
-          <w:rFonts w:asciiTheme="majorHAnsi" w:hAnsiTheme="majorHAnsi" w:cstheme="majorHAnsi"/>
-          <w:b/>
-          <w:bCs/>
-          <w:color w:val="auto"/>
-          <w:sz w:val="16"/>
-          <w:szCs w:val="16"/>
-          <w:lang w:val="en-AU"/>
-        </w:rPr>
         <w:tab/>
-      </w:r>
-      <w:r>
-        <w:rPr>
-          <w:rFonts w:asciiTheme="majorHAnsi" w:hAnsiTheme="majorHAnsi" w:cstheme="majorHAnsi"/>
-          <w:color w:val="auto"/>
-          <w:sz w:val="16"/>
-          <w:szCs w:val="16"/>
-          <w:lang w:val="en-AU"/>
-        </w:rPr>
         <w:tab/>
-      </w:r>
-      <w:r>
-        <w:rPr>
-          <w:rFonts w:asciiTheme="majorHAnsi" w:hAnsiTheme="majorHAnsi" w:cstheme="majorHAnsi"/>
-          <w:color w:val="auto"/>
-          <w:sz w:val="16"/>
-          <w:szCs w:val="16"/>
-          <w:lang w:val="en-AU"/>
-        </w:rPr>
-        <w:tab/>
-      </w:r>
-      <w:r>
-        <w:rPr>
-          <w:rFonts w:asciiTheme="majorHAnsi" w:hAnsiTheme="majorHAnsi" w:cstheme="majorHAnsi"/>
-          <w:color w:val="auto"/>
-          <w:sz w:val="16"/>
-          <w:szCs w:val="16"/>
-          <w:lang w:val="en-AU"/>
-        </w:rPr>
-        <w:tab/>
-      </w:r>
-      <w:r>
-        <w:rPr>
-          <w:rFonts w:asciiTheme="majorHAnsi" w:hAnsiTheme="majorHAnsi" w:cstheme="majorHAnsi"/>
-          <w:color w:val="auto"/>
-          <w:sz w:val="16"/>
-          <w:szCs w:val="16"/>
-          <w:lang w:val="en-AU"/>
-        </w:rPr>
-        <w:tab/>
-      </w:r>
-      <w:r>
-        <w:rPr>
-          <w:rFonts w:asciiTheme="majorHAnsi" w:hAnsiTheme="majorHAnsi" w:cstheme="majorHAnsi"/>
-          <w:color w:val="BFBFBF" w:themeColor="background1" w:themeShade="BF"/>
-          <w:sz w:val="16"/>
-          <w:szCs w:val="16"/>
-          <w:lang w:val="en-AU"/>
-        </w:rPr>
-        <w:t>{inspector_position}</w:t>
-      </w:r>
-    </w:p>
-    <w:p>
-      <w:pPr>
-        <w:pStyle w:val="PR05--Bodycopy"/>
-        <w:spacing w:before="60" w:after="60"/>
-        <w:rPr>
-          <w:rFonts w:asciiTheme="majorHAnsi" w:hAnsiTheme="majorHAnsi" w:cstheme="majorHAnsi"/>
-          <w:color w:val="auto"/>
-          <w:sz w:val="16"/>
-          <w:szCs w:val="16"/>
-          <w:lang w:val="en-AU"/>
-        </w:rPr>
-      </w:pPr>
-    </w:p>
-    <w:p>
-      <w:pPr>
-        <w:pStyle w:val="PR05--Bodycopy"/>
-        <w:spacing w:before="60" w:after="60"/>
-        <w:rPr>
-          <w:rFonts w:asciiTheme="majorHAnsi" w:hAnsiTheme="majorHAnsi" w:cstheme="majorHAnsi"/>
-          <w:color w:val="BFBFBF" w:themeColor="background1" w:themeShade="BF"/>
-          <w:sz w:val="16"/>
-          <w:szCs w:val="16"/>
-          <w:lang w:val="en-AU"/>
-        </w:rPr>
-      </w:pPr>
-      <w:r>
-        <w:rPr>
-          <w:rFonts w:asciiTheme="majorHAnsi" w:hAnsiTheme="majorHAnsi" w:cstheme="majorHAnsi"/>
-          <w:b/>
-          <w:bCs/>
-          <w:color w:val="auto"/>
-          <w:sz w:val="16"/>
-          <w:szCs w:val="16"/>
-          <w:lang w:val="en-AU"/>
-        </w:rPr>
-        <w:t>Company:</w:t>
-      </w:r>
-      <w:r>
-        <w:rPr>
-          <w:rFonts w:asciiTheme="majorHAnsi" w:hAnsiTheme="majorHAnsi" w:cstheme="majorHAnsi"/>
-          <w:b/>
-          <w:bCs/>
-          <w:color w:val="auto"/>
-          <w:sz w:val="16"/>
-          <w:szCs w:val="16"/>
-          <w:lang w:val="en-AU"/>
-        </w:rPr>
-        <w:tab/>
-      </w:r>
-      <w:r>
-        <w:rPr>
-          <w:rFonts w:asciiTheme="majorHAnsi" w:hAnsiTheme="majorHAnsi" w:cstheme="majorHAnsi"/>
-          <w:color w:val="auto"/>
-          <w:sz w:val="16"/>
-          <w:szCs w:val="16"/>
-          <w:lang w:val="en-AU"/>
-        </w:rPr>
-        <w:tab/>
-      </w:r>
-      <w:r>
-        <w:rPr>
-          <w:rFonts w:asciiTheme="majorHAnsi" w:hAnsiTheme="majorHAnsi" w:cstheme="majorHAnsi"/>
-          <w:color w:val="auto"/>
-          <w:sz w:val="16"/>
-          <w:szCs w:val="16"/>
-          <w:lang w:val="en-AU"/>
-        </w:rPr>
-        <w:tab/>
-      </w:r>
-      <w:r>
-        <w:rPr>
-          <w:rFonts w:asciiTheme="majorHAnsi" w:hAnsiTheme="majorHAnsi" w:cstheme="majorHAnsi"/>
-          <w:color w:val="auto"/>
-          <w:sz w:val="16"/>
-          <w:szCs w:val="16"/>
-          <w:lang w:val="en-AU"/>
-        </w:rPr>
-        <w:tab/>
-      </w:r>
-      <w:r>
-        <w:rPr>
-          <w:rFonts w:asciiTheme="majorHAnsi" w:hAnsiTheme="majorHAnsi" w:cstheme="majorHAnsi"/>
-          <w:color w:val="auto"/>
-          <w:sz w:val="16"/>
-          <w:szCs w:val="16"/>
-          <w:lang w:val="en-AU"/>
-        </w:rPr>
-        <w:tab/>
-      </w:r>
-      <w:r>
-        <w:rPr>
-          <w:rFonts w:asciiTheme="majorHAnsi" w:hAnsiTheme="majorHAnsi" w:cstheme="majorHAnsi"/>
-          <w:color w:val="BFBFBF" w:themeColor="background1" w:themeShade="BF"/>
-          <w:sz w:val="16"/>
-          <w:szCs w:val="16"/>
-          <w:lang w:val="en-AU"/>
-        </w:rPr>
-        <w:t>{inspector_company}</w:t>
-      </w:r>
-    </w:p>
-    <w:p>
-      <w:pPr>
-        <w:pStyle w:val="PR05--Bodycopy"/>
-        <w:spacing w:before="60" w:after="60"/>
-        <w:rPr>
-          <w:rFonts w:asciiTheme="majorHAnsi" w:hAnsiTheme="majorHAnsi" w:cstheme="majorHAnsi"/>
-          <w:color w:val="auto"/>
-          <w:sz w:val="16"/>
-          <w:szCs w:val="16"/>
-          <w:lang w:val="en-AU"/>
-        </w:rPr>
-      </w:pPr>
-    </w:p>
-    <w:p>
-      <w:pPr>
-        <w:pStyle w:val="PR05--Bodycopy"/>
-        <w:spacing w:before="60" w:after="60"/>
-        <w:rPr>
-          <w:rFonts w:asciiTheme="majorHAnsi" w:hAnsiTheme="majorHAnsi" w:cstheme="majorHAnsi"/>
-          <w:color w:val="BFBFBF" w:themeColor="background1" w:themeShade="BF"/>
-          <w:sz w:val="16"/>
-          <w:szCs w:val="16"/>
-          <w:lang w:val="en-AU"/>
-        </w:rPr>
-      </w:pPr>
-      <w:r>
-        <w:rPr>
-          <w:rFonts w:asciiTheme="majorHAnsi" w:hAnsiTheme="majorHAnsi" w:cstheme="majorHAnsi"/>
-          <w:b/>
-          <w:bCs/>
-          <w:color w:val="auto"/>
-          <w:sz w:val="16"/>
-          <w:szCs w:val="16"/>
-          <w:lang w:val="en-AU"/>
-        </w:rPr>
-        <w:t>Date:</w:t>
-      </w:r>
-      <w:r>
-        <w:rPr>
-          <w:rFonts w:asciiTheme="majorHAnsi" w:hAnsiTheme="majorHAnsi" w:cstheme="majorHAnsi"/>
-          <w:color w:val="auto"/>
-          <w:sz w:val="16"/>
-          <w:szCs w:val="16"/>
-          <w:lang w:val="en-AU"/>
-        </w:rPr>
-        <w:tab/>
-      </w:r>
-      <w:r>
-        <w:rPr>
-          <w:rFonts w:asciiTheme="majorHAnsi" w:hAnsiTheme="majorHAnsi" w:cstheme="majorHAnsi"/>
-          <w:color w:val="auto"/>
-          <w:sz w:val="16"/>
-          <w:szCs w:val="16"/>
-          <w:lang w:val="en-AU"/>
-        </w:rPr>
-        <w:tab/>
-      </w:r>
-      <w:r>
-        <w:rPr>
-          <w:rFonts w:asciiTheme="majorHAnsi" w:hAnsiTheme="majorHAnsi" w:cstheme="majorHAnsi"/>
-          <w:color w:val="auto"/>
-          <w:sz w:val="16"/>
-          <w:szCs w:val="16"/>
-          <w:lang w:val="en-AU"/>
-        </w:rPr>
-        <w:tab/>
-      </w:r>
-      <w:r>
-        <w:rPr>
-          <w:rFonts w:asciiTheme="majorHAnsi" w:hAnsiTheme="majorHAnsi" w:cstheme="majorHAnsi"/>
-          <w:color w:val="auto"/>
-          <w:sz w:val="16"/>
-          <w:szCs w:val="16"/>
-          <w:lang w:val="en-AU"/>
-        </w:rPr>
-        <w:tab/>
-      </w:r>
-      <w:r>
-        <w:rPr>
-          <w:rFonts w:asciiTheme="majorHAnsi" w:hAnsiTheme="majorHAnsi" w:cstheme="majorHAnsi"/>
-          <w:color w:val="auto"/>
-          <w:sz w:val="16"/>
-          <w:szCs w:val="16"/>
-          <w:lang w:val="en-AU"/>
-        </w:rPr>
-        <w:tab/>
-      </w:r>
-      <w:r>
-        <w:rPr>
-          <w:rFonts w:asciiTheme="majorHAnsi" w:hAnsiTheme="majorHAnsi" w:cstheme="majorHAnsi"/>
-          <w:color w:val="BFBFBF" w:themeColor="background1" w:themeShade="BF"/>
-          <w:sz w:val="16"/>
-          <w:szCs w:val="16"/>
-          <w:lang w:val="en-AU"/>
-        </w:rPr>
-        <w:t>{inspection_date}</w:t>
-      </w:r>
-    </w:p>
-    <w:p>
-      <w:pPr>
-        <w:pStyle w:val="PR05--Bodycopy"/>
-        <w:spacing w:before="60" w:after="60"/>
-        <w:rPr>
-          <w:rFonts w:asciiTheme="majorHAnsi" w:hAnsiTheme="majorHAnsi" w:cstheme="majorHAnsi"/>
-          <w:color w:val="BFBFBF" w:themeColor="background1" w:themeShade="BF"/>
-          <w:sz w:val="16"/>
-          <w:szCs w:val="16"/>
-          <w:lang w:val="en-AU"/>
-        </w:rPr>
-      </w:pPr>
-      <w:r>
-        <w:rPr>
-          <w:rFonts w:asciiTheme="majorHAnsi" w:hAnsiTheme="majorHAnsi" w:cstheme="majorHAnsi"/>
-          <w:b/>
-          <w:bCs/>
-          <w:color w:val="auto"/>
-          <w:sz w:val="16"/>
-          <w:szCs w:val="16"/>
-          <w:lang w:val="en-AU"/>
-        </w:rPr>
-        <w:t xml:space="preserve">Accepted &amp; signed on behalf of the </w:t>
-      </w:r>
-      <w:r>
-        <w:rPr>
-          <w:rFonts w:asciiTheme="majorHAnsi" w:hAnsiTheme="majorHAnsi" w:cstheme="majorHAnsi"/>
-          <w:b/>
-          <w:bCs/>
-          <w:color w:val="auto"/>
-          <w:sz w:val="16"/>
-          <w:szCs w:val="16"/>
-          <w:lang w:val="en-AU"/>
-        </w:rPr>
-        <w:t>Lessee by</w:t>
-      </w:r>
-      <w:r>
-        <w:rPr>
-          <w:rFonts w:asciiTheme="majorHAnsi" w:hAnsiTheme="majorHAnsi" w:cstheme="majorHAnsi"/>
-          <w:b/>
-          <w:bCs/>
-          <w:color w:val="auto"/>
-          <w:sz w:val="16"/>
-          <w:szCs w:val="16"/>
-          <w:lang w:val="en-AU"/>
-        </w:rPr>
-        <w:t>:</w:t>
-      </w:r>
-      <w:r>
-        <w:rPr>
-          <w:rFonts w:asciiTheme="majorHAnsi" w:hAnsiTheme="majorHAnsi" w:cstheme="majorHAnsi"/>
-          <w:color w:val="auto"/>
-          <w:sz w:val="16"/>
-          <w:szCs w:val="16"/>
-          <w:lang w:val="en-AU"/>
-        </w:rPr>
-        <w:tab/>
-      </w:r>
-      <w:r>
-        <w:rPr>
-          <w:rFonts w:asciiTheme="majorHAnsi" w:hAnsiTheme="majorHAnsi" w:cstheme="majorHAnsi"/>
-          <w:color w:val="auto"/>
-          <w:sz w:val="16"/>
-          <w:szCs w:val="16"/>
-          <w:lang w:val="en-AU"/>
-        </w:rPr>
-        <w:tab/>
-      </w:r>
-      <w:r>
-        <w:rPr>
-          <w:rFonts w:asciiTheme="majorHAnsi" w:hAnsiTheme="majorHAnsi" w:cstheme="majorHAnsi"/>
-          <w:color w:val="auto"/>
-          <w:sz w:val="16"/>
-          <w:szCs w:val="16"/>
-          <w:lang w:val="en-AU"/>
-        </w:rPr>
-        <w:tab/>
-      </w:r>
-      <w:r>
-        <w:rPr>
-          <w:rFonts w:asciiTheme="majorHAnsi" w:hAnsiTheme="majorHAnsi" w:cstheme="majorHAnsi"/>
-          <w:color w:val="BFBFBF" w:themeColor="background1" w:themeShade="BF"/>
-          <w:sz w:val="16"/>
-          <w:szCs w:val="16"/>
-          <w:lang w:val="en-AU"/>
-        </w:rPr>
-        <w:t>______________________________________________________________________________________</w:t>
-      </w:r>
-    </w:p>
-    <w:p>
-      <w:pPr>
-        <w:pStyle w:val="PR05--Bodycopy"/>
-        <w:spacing w:before="60" w:after="60"/>
-        <w:rPr>
-          <w:rFonts w:asciiTheme="majorHAnsi" w:hAnsiTheme="majorHAnsi" w:cstheme="majorHAnsi"/>
-          <w:color w:val="auto"/>
-          <w:sz w:val="16"/>
-          <w:szCs w:val="16"/>
-          <w:lang w:val="en-AU"/>
-        </w:rPr>
-      </w:pPr>
-    </w:p>
-    <w:p>
-      <w:pPr>
-        <w:pStyle w:val="PR05--Bodycopy"/>
-        <w:spacing w:before="60" w:after="60"/>
-        <w:rPr>
-          <w:rFonts w:asciiTheme="majorHAnsi" w:hAnsiTheme="majorHAnsi" w:cstheme="majorHAnsi"/>
-          <w:color w:val="BFBFBF" w:themeColor="background1" w:themeShade="BF"/>
-          <w:sz w:val="16"/>
-          <w:szCs w:val="16"/>
-          <w:lang w:val="en-AU"/>
-        </w:rPr>
-      </w:pPr>
-      <w:r>
-        <w:rPr>
-          <w:rFonts w:asciiTheme="majorHAnsi" w:hAnsiTheme="majorHAnsi" w:cstheme="majorHAnsi"/>
-          <w:b/>
-          <w:bCs/>
-          <w:color w:val="auto"/>
-          <w:sz w:val="16"/>
-          <w:szCs w:val="16"/>
-          <w:lang w:val="en-AU"/>
-        </w:rPr>
-        <w:t>Print Name</w:t>
-      </w:r>
-      <w:r>
-        <w:rPr>
-          <w:rFonts w:asciiTheme="majorHAnsi" w:hAnsiTheme="majorHAnsi" w:cstheme="majorHAnsi"/>
-          <w:b/>
-          <w:bCs/>
-          <w:color w:val="auto"/>
-          <w:sz w:val="16"/>
-          <w:szCs w:val="16"/>
-          <w:lang w:val="en-AU"/>
-        </w:rPr>
-        <w:t>:</w:t>
-      </w:r>
-      <w:r>
-        <w:rPr>
-          <w:rFonts w:asciiTheme="majorHAnsi" w:hAnsiTheme="majorHAnsi" w:cstheme="majorHAnsi"/>
-          <w:color w:val="auto"/>
-          <w:sz w:val="16"/>
-          <w:szCs w:val="16"/>
-          <w:lang w:val="en-AU"/>
-        </w:rPr>
-        <w:tab/>
-      </w:r>
-      <w:r>
-        <w:rPr>
-          <w:rFonts w:asciiTheme="majorHAnsi" w:hAnsiTheme="majorHAnsi" w:cstheme="majorHAnsi"/>
-          <w:color w:val="auto"/>
-          <w:sz w:val="16"/>
-          <w:szCs w:val="16"/>
-          <w:lang w:val="en-AU"/>
-        </w:rPr>
-        <w:tab/>
-      </w:r>
-      <w:r>
-        <w:rPr>
-          <w:rFonts w:asciiTheme="majorHAnsi" w:hAnsiTheme="majorHAnsi" w:cstheme="majorHAnsi"/>
-          <w:color w:val="auto"/>
-          <w:sz w:val="16"/>
-          <w:szCs w:val="16"/>
-          <w:lang w:val="en-AU"/>
-        </w:rPr>
-        <w:tab/>
-      </w:r>
-      <w:r>
-        <w:rPr>
-          <w:rFonts w:asciiTheme="majorHAnsi" w:hAnsiTheme="majorHAnsi" w:cstheme="majorHAnsi"/>
-          <w:color w:val="auto"/>
-          <w:sz w:val="16"/>
-          <w:szCs w:val="16"/>
-          <w:lang w:val="en-AU"/>
-        </w:rPr>
-        <w:tab/>
-      </w:r>
-      <w:r>
-        <w:rPr>
-          <w:rFonts w:asciiTheme="majorHAnsi" w:hAnsiTheme="majorHAnsi" w:cstheme="majorHAnsi"/>
-          <w:color w:val="auto"/>
-          <w:sz w:val="16"/>
-          <w:szCs w:val="16"/>
-          <w:lang w:val="en-AU"/>
-        </w:rPr>
-        <w:tab/>
-      </w:r>
-      <w:r>
-        <w:rPr>
-          <w:rFonts w:asciiTheme="majorHAnsi" w:hAnsiTheme="majorHAnsi" w:cstheme="majorHAnsi"/>
-          <w:color w:val="BFBFBF" w:themeColor="background1" w:themeShade="BF"/>
-          <w:sz w:val="16"/>
-          <w:szCs w:val="16"/>
-          <w:lang w:val="en-AU"/>
-        </w:rPr>
-        <w:t>______________________________________________________________________________________</w:t>
-      </w:r>
-    </w:p>
-    <w:p>
-      <w:pPr>
-        <w:pStyle w:val="PR05--Bodycopy"/>
-        <w:spacing w:before="60" w:after="60"/>
-        <w:rPr>
-          <w:rFonts w:asciiTheme="majorHAnsi" w:hAnsiTheme="majorHAnsi" w:cstheme="majorHAnsi"/>
-          <w:color w:val="auto"/>
-          <w:sz w:val="16"/>
-          <w:szCs w:val="16"/>
-          <w:lang w:val="en-AU"/>
-        </w:rPr>
-      </w:pPr>
-    </w:p>
-    <w:p>
-      <w:pPr>
-        <w:pStyle w:val="PR05--Bodycopy"/>
-        <w:spacing w:before="60" w:after="60"/>
-        <w:rPr>
-          <w:rFonts w:asciiTheme="majorHAnsi" w:hAnsiTheme="majorHAnsi" w:cstheme="majorHAnsi"/>
-          <w:color w:val="BFBFBF" w:themeColor="background1" w:themeShade="BF"/>
-          <w:sz w:val="16"/>
-          <w:szCs w:val="16"/>
-          <w:lang w:val="en-AU"/>
-        </w:rPr>
-      </w:pPr>
-      <w:r>
-        <w:rPr>
-          <w:rFonts w:asciiTheme="majorHAnsi" w:hAnsiTheme="majorHAnsi" w:cstheme="majorHAnsi"/>
-          <w:b/>
-          <w:bCs/>
-          <w:color w:val="auto"/>
-          <w:sz w:val="16"/>
-          <w:szCs w:val="16"/>
-          <w:lang w:val="en-AU"/>
-        </w:rPr>
-        <w:t>Position:</w:t>
-      </w:r>
-      <w:r>
-        <w:rPr>
-          <w:rFonts w:asciiTheme="majorHAnsi" w:hAnsiTheme="majorHAnsi" w:cstheme="majorHAnsi"/>
-          <w:b/>
-          <w:bCs/>
-          <w:color w:val="auto"/>
-          <w:sz w:val="16"/>
-          <w:szCs w:val="16"/>
-          <w:lang w:val="en-AU"/>
-        </w:rPr>
-        <w:tab/>
-      </w:r>
-      <w:r>
-        <w:rPr>
-          <w:rFonts w:asciiTheme="majorHAnsi" w:hAnsiTheme="majorHAnsi" w:cstheme="majorHAnsi"/>
-          <w:color w:val="auto"/>
-          <w:sz w:val="16"/>
-          <w:szCs w:val="16"/>
-          <w:lang w:val="en-AU"/>
-        </w:rPr>
-        <w:tab/>
-      </w:r>
-      <w:r>
-        <w:rPr>
-          <w:rFonts w:asciiTheme="majorHAnsi" w:hAnsiTheme="majorHAnsi" w:cstheme="majorHAnsi"/>
-          <w:color w:val="auto"/>
-          <w:sz w:val="16"/>
-          <w:szCs w:val="16"/>
-          <w:lang w:val="en-AU"/>
-        </w:rPr>
-        <w:tab/>
-      </w:r>
-      <w:r>
-        <w:rPr>
-          <w:rFonts w:asciiTheme="majorHAnsi" w:hAnsiTheme="majorHAnsi" w:cstheme="majorHAnsi"/>
-          <w:color w:val="auto"/>
-          <w:sz w:val="16"/>
-          <w:szCs w:val="16"/>
-          <w:lang w:val="en-AU"/>
-        </w:rPr>
-        <w:tab/>
-      </w:r>
-      <w:r>
-        <w:rPr>
-          <w:rFonts w:asciiTheme="majorHAnsi" w:hAnsiTheme="majorHAnsi" w:cstheme="majorHAnsi"/>
-          <w:color w:val="auto"/>
-          <w:sz w:val="16"/>
-          <w:szCs w:val="16"/>
-          <w:lang w:val="en-AU"/>
-        </w:rPr>
-        <w:tab/>
-      </w:r>
-      <w:r>
-        <w:rPr>
-          <w:rFonts w:asciiTheme="majorHAnsi" w:hAnsiTheme="majorHAnsi" w:cstheme="majorHAnsi"/>
-          <w:color w:val="BFBFBF" w:themeColor="background1" w:themeShade="BF"/>
-          <w:sz w:val="16"/>
-          <w:szCs w:val="16"/>
-          <w:lang w:val="en-AU"/>
-        </w:rPr>
-        <w:t>______________________________________________________________________________________</w:t>
-      </w:r>
-    </w:p>
-    <w:p>
-      <w:pPr>
-        <w:pStyle w:val="PR05--Bodycopy"/>
-        <w:spacing w:before="60" w:after="60"/>
-        <w:rPr>
-          <w:rFonts w:asciiTheme="majorHAnsi" w:hAnsiTheme="majorHAnsi" w:cstheme="majorHAnsi"/>
-          <w:color w:val="auto"/>
-          <w:sz w:val="16"/>
-          <w:szCs w:val="16"/>
-          <w:lang w:val="en-AU"/>
-        </w:rPr>
-      </w:pPr>
-    </w:p>
-    <w:p>
-      <w:pPr>
-        <w:pStyle w:val="PR05--Bodycopy"/>
-        <w:spacing w:before="60" w:after="60"/>
-        <w:rPr>
-          <w:rFonts w:asciiTheme="majorHAnsi" w:hAnsiTheme="majorHAnsi" w:cstheme="majorHAnsi"/>
-          <w:color w:val="BFBFBF" w:themeColor="background1" w:themeShade="BF"/>
-          <w:sz w:val="16"/>
-          <w:szCs w:val="16"/>
-          <w:lang w:val="en-AU"/>
-        </w:rPr>
-      </w:pPr>
-      <w:r>
-        <w:rPr>
-          <w:rFonts w:asciiTheme="majorHAnsi" w:hAnsiTheme="majorHAnsi" w:cstheme="majorHAnsi"/>
-          <w:b/>
-          <w:bCs/>
-          <w:color w:val="auto"/>
-          <w:sz w:val="16"/>
-          <w:szCs w:val="16"/>
-          <w:lang w:val="en-AU"/>
-        </w:rPr>
-        <w:t>Company:</w:t>
-      </w:r>
-      <w:r>
-        <w:rPr>
-          <w:rFonts w:asciiTheme="majorHAnsi" w:hAnsiTheme="majorHAnsi" w:cstheme="majorHAnsi"/>
-          <w:b/>
-          <w:bCs/>
-          <w:color w:val="auto"/>
-          <w:sz w:val="16"/>
-          <w:szCs w:val="16"/>
-          <w:lang w:val="en-AU"/>
-        </w:rPr>
-        <w:tab/>
-      </w:r>
-      <w:r>
-        <w:rPr>
-          <w:rFonts w:asciiTheme="majorHAnsi" w:hAnsiTheme="majorHAnsi" w:cstheme="majorHAnsi"/>
-          <w:color w:val="auto"/>
-          <w:sz w:val="16"/>
-          <w:szCs w:val="16"/>
-          <w:lang w:val="en-AU"/>
-        </w:rPr>
-        <w:tab/>
-      </w:r>
-      <w:r>
-        <w:rPr>
-          <w:rFonts w:asciiTheme="majorHAnsi" w:hAnsiTheme="majorHAnsi" w:cstheme="majorHAnsi"/>
-          <w:color w:val="auto"/>
-          <w:sz w:val="16"/>
-          <w:szCs w:val="16"/>
-          <w:lang w:val="en-AU"/>
-        </w:rPr>
-        <w:tab/>
-      </w:r>
-      <w:r>
-        <w:rPr>
-          <w:rFonts w:asciiTheme="majorHAnsi" w:hAnsiTheme="majorHAnsi" w:cstheme="majorHAnsi"/>
-          <w:color w:val="auto"/>
-          <w:sz w:val="16"/>
-          <w:szCs w:val="16"/>
-          <w:lang w:val="en-AU"/>
-        </w:rPr>
-        <w:tab/>
-      </w:r>
-      <w:r>
-        <w:rPr>
-          <w:rFonts w:asciiTheme="majorHAnsi" w:hAnsiTheme="majorHAnsi" w:cstheme="majorHAnsi"/>
-          <w:color w:val="auto"/>
-          <w:sz w:val="16"/>
-          <w:szCs w:val="16"/>
-          <w:lang w:val="en-AU"/>
-        </w:rPr>
-        <w:tab/>
-      </w:r>
-      <w:r>
-        <w:rPr>
-          <w:rFonts w:asciiTheme="majorHAnsi" w:hAnsiTheme="majorHAnsi" w:cstheme="majorHAnsi"/>
-          <w:color w:val="BFBFBF" w:themeColor="background1" w:themeShade="BF"/>
-          <w:sz w:val="16"/>
-          <w:szCs w:val="16"/>
-          <w:lang w:val="en-AU"/>
-        </w:rPr>
-        <w:t>______________________________________________________________________________________</w:t>
-      </w:r>
-    </w:p>
-    <w:p>
-      <w:pPr>
-        <w:pStyle w:val="PR05--Bodycopy"/>
-        <w:spacing w:before="60" w:after="60"/>
-        <w:rPr>
-          <w:rFonts w:asciiTheme="majorHAnsi" w:hAnsiTheme="majorHAnsi" w:cstheme="majorHAnsi"/>
-          <w:color w:val="auto"/>
-          <w:sz w:val="16"/>
-          <w:szCs w:val="16"/>
-          <w:lang w:val="en-AU"/>
-        </w:rPr>
-      </w:pPr>
-    </w:p>
-    <w:p>
-      <w:pPr>
-        <w:pStyle w:val="PR05--Bodycopy"/>
-        <w:spacing w:before="60" w:after="60"/>
-        <w:rPr>
-          <w:rFonts w:asciiTheme="majorHAnsi" w:hAnsiTheme="majorHAnsi" w:cstheme="majorHAnsi"/>
-          <w:color w:val="BFBFBF" w:themeColor="background1" w:themeShade="BF"/>
-          <w:sz w:val="16"/>
-          <w:szCs w:val="16"/>
-          <w:lang w:val="en-AU"/>
-        </w:rPr>
-      </w:pPr>
-      <w:r>
-        <w:rPr>
-          <w:rFonts w:asciiTheme="majorHAnsi" w:hAnsiTheme="majorHAnsi" w:cstheme="majorHAnsi"/>
-          <w:b/>
-          <w:bCs/>
-          <w:color w:val="auto"/>
-          <w:sz w:val="16"/>
-          <w:szCs w:val="16"/>
-          <w:lang w:val="en-AU"/>
-        </w:rPr>
-        <w:t>Date:</w:t>
-      </w:r>
-      <w:r>
-        <w:rPr>
-          <w:rFonts w:asciiTheme="majorHAnsi" w:hAnsiTheme="majorHAnsi" w:cstheme="majorHAnsi"/>
-          <w:color w:val="auto"/>
-          <w:sz w:val="16"/>
-          <w:szCs w:val="16"/>
-          <w:lang w:val="en-AU"/>
-        </w:rPr>
-        <w:tab/>
-      </w:r>
-      <w:r>
-        <w:rPr>
-          <w:rFonts w:asciiTheme="majorHAnsi" w:hAnsiTheme="majorHAnsi" w:cstheme="majorHAnsi"/>
-          <w:color w:val="auto"/>
-          <w:sz w:val="16"/>
-          <w:szCs w:val="16"/>
-          <w:lang w:val="en-AU"/>
-        </w:rPr>
-        <w:tab/>
-      </w:r>
-      <w:r>
-        <w:rPr>
-          <w:rFonts w:asciiTheme="majorHAnsi" w:hAnsiTheme="majorHAnsi" w:cstheme="majorHAnsi"/>
-          <w:color w:val="auto"/>
-          <w:sz w:val="16"/>
-          <w:szCs w:val="16"/>
-          <w:lang w:val="en-AU"/>
-        </w:rPr>
-        <w:tab/>
-      </w:r>
-      <w:r>
-        <w:rPr>
-          <w:rFonts w:asciiTheme="majorHAnsi" w:hAnsiTheme="majorHAnsi" w:cstheme="majorHAnsi"/>
-          <w:color w:val="auto"/>
-          <w:sz w:val="16"/>
-          <w:szCs w:val="16"/>
-          <w:lang w:val="en-AU"/>
-        </w:rPr>
-        <w:tab/>
-      </w:r>
-      <w:r>
-        <w:rPr>
-          <w:rFonts w:asciiTheme="majorHAnsi" w:hAnsiTheme="majorHAnsi" w:cstheme="majorHAnsi"/>
-          <w:color w:val="auto"/>
-          <w:sz w:val="16"/>
-          <w:szCs w:val="16"/>
-          <w:lang w:val="en-AU"/>
-        </w:rPr>
-        <w:tab/>
-      </w:r>
-      <w:r>
-        <w:rPr>
-          <w:rFonts w:asciiTheme="majorHAnsi" w:hAnsiTheme="majorHAnsi" w:cstheme="majorHAnsi"/>
-          <w:color w:val="BFBFBF" w:themeColor="background1" w:themeShade="BF"/>
-          <w:sz w:val="16"/>
-          <w:szCs w:val="16"/>
-          <w:lang w:val="en-AU"/>
-        </w:rPr>
-        <w:t>______________________________________________________________________________________</w:t>
       </w:r>
     </w:p>
     <w:p>
